--- a/narrative/Feedback on narrative_CURRENT_POLISHING.docx
+++ b/narrative/Feedback on narrative_CURRENT_POLISHING.docx
@@ -1,6 +1,6 @@
 
 <file path=word/document.xml><?xml version="1.0" encoding="utf-8"?>
-<w:document xmlns:wpc="http://schemas.microsoft.com/office/word/2010/wordprocessingCanvas" xmlns:cx="http://schemas.microsoft.com/office/drawing/2014/chartex" xmlns:cx1="http://schemas.microsoft.com/office/drawing/2015/9/8/chartex" xmlns:cx2="http://schemas.microsoft.com/office/drawing/2015/10/21/chartex" xmlns:cx3="http://schemas.microsoft.com/office/drawing/2016/5/9/chartex" xmlns:cx4="http://schemas.microsoft.com/office/drawing/2016/5/10/chartex" xmlns:cx5="http://schemas.microsoft.com/office/drawing/2016/5/11/chartex" xmlns:cx6="http://schemas.microsoft.com/office/drawing/2016/5/12/chartex" xmlns:cx7="http://schemas.microsoft.com/office/drawing/2016/5/13/chartex" xmlns:cx8="http://schemas.microsoft.com/office/drawing/2016/5/14/chartex" xmlns:mc="http://schemas.openxmlformats.org/markup-compatibility/2006" xmlns:aink="http://schemas.microsoft.com/office/drawing/2016/ink" xmlns:am3d="http://schemas.microsoft.com/office/drawing/2017/model3d" xmlns:o="urn:schemas-microsoft-com:office:office" xmlns:oel="http://schemas.microsoft.com/office/2019/extlst" xmlns:r="http://schemas.openxmlformats.org/officeDocument/2006/relationships" xmlns:m="http://schemas.openxmlformats.org/officeDocument/2006/math" xmlns:v="urn:schemas-microsoft-com:vml" xmlns:wp14="http://schemas.microsoft.com/office/word/2010/wordprocessingDrawing" xmlns:wp="http://schemas.openxmlformats.org/drawingml/2006/wordprocessingDrawing" xmlns:w10="urn:schemas-microsoft-com:office:word" xmlns:w="http://schemas.openxmlformats.org/wordprocessingml/2006/main" xmlns:w14="http://schemas.microsoft.com/office/word/2010/wordml" xmlns:w15="http://schemas.microsoft.com/office/word/2012/wordml" xmlns:w16cei="http://schemas.microsoft.com/office/word/2026/wordml/cei" xmlns:w16cex="http://schemas.microsoft.com/office/word/2018/wordml/cex" xmlns:w16cid="http://schemas.microsoft.com/office/word/2016/wordml/cid" xmlns:w16="http://schemas.microsoft.com/office/word/2018/wordml" xmlns:w16du="http://schemas.microsoft.com/office/word/2023/wordml/word16du" xmlns:w16sdtdh="http://schemas.microsoft.com/office/word/2020/wordml/sdtdatahash" xmlns:w16sdtfl="http://schemas.microsoft.com/office/word/2024/wordml/sdtformatlock" xmlns:w16se="http://schemas.microsoft.com/office/word/2015/wordml/symex" xmlns:wpg="http://schemas.microsoft.com/office/word/2010/wordprocessingGroup" xmlns:wpi="http://schemas.microsoft.com/office/word/2010/wordprocessingInk" xmlns:wne="http://schemas.microsoft.com/office/word/2006/wordml" xmlns:wps="http://schemas.microsoft.com/office/word/2010/wordprocessingShape" mc:Ignorable="w14 w15 w16se w16cid w16 w16cex w16sdtdh w16sdtfl w16du wp14">
+<w:document xmlns:wpc="http://schemas.microsoft.com/office/word/2010/wordprocessingCanvas" xmlns:cx="http://schemas.microsoft.com/office/drawing/2014/chartex" xmlns:cx1="http://schemas.microsoft.com/office/drawing/2015/9/8/chartex" xmlns:cx2="http://schemas.microsoft.com/office/drawing/2015/10/21/chartex" xmlns:cx3="http://schemas.microsoft.com/office/drawing/2016/5/9/chartex" xmlns:cx4="http://schemas.microsoft.com/office/drawing/2016/5/10/chartex" xmlns:cx5="http://schemas.microsoft.com/office/drawing/2016/5/11/chartex" xmlns:cx6="http://schemas.microsoft.com/office/drawing/2016/5/12/chartex" xmlns:cx7="http://schemas.microsoft.com/office/drawing/2016/5/13/chartex" xmlns:cx8="http://schemas.microsoft.com/office/drawing/2016/5/14/chartex" xmlns:mc="http://schemas.openxmlformats.org/markup-compatibility/2006" xmlns:aink="http://schemas.microsoft.com/office/drawing/2016/ink" xmlns:am3d="http://schemas.microsoft.com/office/drawing/2017/model3d" xmlns:o="urn:schemas-microsoft-com:office:office" xmlns:oel="http://schemas.microsoft.com/office/2019/extlst" xmlns:r="http://schemas.openxmlformats.org/officeDocument/2006/relationships" xmlns:m="http://schemas.openxmlformats.org/officeDocument/2006/math" xmlns:v="urn:schemas-microsoft-com:vml" xmlns:wp14="http://schemas.microsoft.com/office/word/2010/wordprocessingDrawing" xmlns:wp="http://schemas.openxmlformats.org/drawingml/2006/wordprocessingDrawing" xmlns:w10="urn:schemas-microsoft-com:office:word" xmlns:w="http://schemas.openxmlformats.org/wordprocessingml/2006/main" xmlns:w14="http://schemas.microsoft.com/office/word/2010/wordml" xmlns:w15="http://schemas.microsoft.com/office/word/2012/wordml" xmlns:w16cex="http://schemas.microsoft.com/office/word/2018/wordml/cex" xmlns:w16cid="http://schemas.microsoft.com/office/word/2016/wordml/cid" xmlns:w16="http://schemas.microsoft.com/office/word/2018/wordml" xmlns:w16du="http://schemas.microsoft.com/office/word/2023/wordml/word16du" xmlns:w16sdtdh="http://schemas.microsoft.com/office/word/2020/wordml/sdtdatahash" xmlns:w16sdtfl="http://schemas.microsoft.com/office/word/2024/wordml/sdtformatlock" xmlns:w16se="http://schemas.microsoft.com/office/word/2015/wordml/symex" xmlns:wpg="http://schemas.microsoft.com/office/word/2010/wordprocessingGroup" xmlns:wpi="http://schemas.microsoft.com/office/word/2010/wordprocessingInk" xmlns:wne="http://schemas.microsoft.com/office/word/2006/wordml" xmlns:wps="http://schemas.microsoft.com/office/word/2010/wordprocessingShape" mc:Ignorable="w14 w15 w16se w16cid w16 w16cex w16sdtdh w16sdtfl w16du wp14">
   <w:body>
     <w:p>
       <w:pPr>
@@ -4850,14 +4850,39 @@
         <w:spacing w:after="0"/>
       </w:pPr>
       <w:r>
-        <w:t xml:space="preserve">Borovsky, A., Ellis, E. M., Evans, J. L., &amp; Elman, J. L. (2016). Lexical leverage: Category knowledge boosts real-time novel word recognition in 2-year-olds. Developmental Science, 19(6), 918–932. </w:t>
+        <w:t># REFERENCES</w:t>
+      </w:r>
+    </w:p>
+    <w:p>
+      <w:pPr>
+        <w:spacing w:after="0"/>
+      </w:pPr>
+    </w:p>
+    <w:p>
+      <w:pPr>
+        <w:spacing w:after="0"/>
+      </w:pPr>
+      <w:r>
+        <w:t xml:space="preserve">Borovsky, A., Ellis, E. M., Evans, J. L., &amp; Elman, J. L. (2016). Lexical leverage: Category knowledge boosts real-time novel word recognition in 2-year-olds. *Developmental Science, 19*(6), 918–932. </w:t>
       </w:r>
       <w:hyperlink r:id="rId17" w:history="1">
         <w:r>
           <w:rPr>
             <w:rStyle w:val="Hyperlink"/>
           </w:rPr>
-          <w:t>https://doi.org/10.1111/desc.12343</w:t>
+          <w:t>https://doi.org/10.1111/desc.12</w:t>
+        </w:r>
+        <w:r>
+          <w:rPr>
+            <w:rStyle w:val="Hyperlink"/>
+          </w:rPr>
+          <w:t>3</w:t>
+        </w:r>
+        <w:r>
+          <w:rPr>
+            <w:rStyle w:val="Hyperlink"/>
+          </w:rPr>
+          <w:t>43</w:t>
         </w:r>
       </w:hyperlink>
       <w:r>
@@ -4874,30 +4899,26 @@
         <w:spacing w:after="0"/>
       </w:pPr>
       <w:r>
-        <w:t>Braginsky, M., Yurovsky, D., Marchman, V. A., &amp; Frank, M. C. (2019). Consistency and Variability in Children's Word Learning Across Languages. Open Mind, 3, 52–67.</w:t>
-      </w:r>
-      <w:r>
-        <w:t xml:space="preserve"> </w:t>
-      </w:r>
-    </w:p>
-    <w:p>
-      <w:pPr>
-        <w:spacing w:after="0"/>
-      </w:pPr>
-    </w:p>
-    <w:p>
-      <w:pPr>
-        <w:spacing w:after="0"/>
-      </w:pPr>
-      <w:r>
-        <w:t xml:space="preserve">Brysbaert, M., Warriner, A. B., &amp; Kuperman, V. (2014). Concreteness ratings for 40 thousand generally known English word lemmas. Behavior Research Methods, 46(3), 904–911. </w:t>
+        <w:t xml:space="preserve">Braginsky, M., Yurovsky, D., Marchman, V. A., &amp; Frank, M. C. (2019). Consistency and variability in children's word learning across languages. *Open Mind, 3*, 52–67. </w:t>
       </w:r>
       <w:hyperlink r:id="rId18" w:history="1">
         <w:r>
           <w:rPr>
             <w:rStyle w:val="Hyperlink"/>
           </w:rPr>
-          <w:t>https://doi.org/10.3758/s13428-013-0403-5</w:t>
+          <w:t>https://doi.org/10.1162/opmi_a_</w:t>
+        </w:r>
+        <w:r>
+          <w:rPr>
+            <w:rStyle w:val="Hyperlink"/>
+          </w:rPr>
+          <w:t>0</w:t>
+        </w:r>
+        <w:r>
+          <w:rPr>
+            <w:rStyle w:val="Hyperlink"/>
+          </w:rPr>
+          <w:t>0026</w:t>
         </w:r>
       </w:hyperlink>
       <w:r>
@@ -4914,30 +4935,26 @@
         <w:spacing w:after="0"/>
       </w:pPr>
       <w:r>
-        <w:t>Chomsky, N. (1965). Aspects of the Theory of Syntax. Cambridge, MA: MIT Press. -- Language acquisition relies partly on innate linguistic knowledge.</w:t>
-      </w:r>
-      <w:r>
-        <w:t xml:space="preserve"> </w:t>
-      </w:r>
-    </w:p>
-    <w:p>
-      <w:pPr>
-        <w:spacing w:after="0"/>
-      </w:pPr>
-    </w:p>
-    <w:p>
-      <w:pPr>
-        <w:spacing w:after="0"/>
-      </w:pPr>
-      <w:r>
-        <w:t xml:space="preserve">Elman, J. L. (1990). Finding structure in time. Cognitive Science, 14(2), 179–211. </w:t>
+        <w:t xml:space="preserve">Brysbaert, M., Warriner, A. B., &amp; Kuperman, V. (2014). Concreteness ratings for 40 thousand generally known English word lemmas. *Behavior Research Methods, 46*(3), 904–911. </w:t>
       </w:r>
       <w:hyperlink r:id="rId19" w:history="1">
         <w:r>
           <w:rPr>
             <w:rStyle w:val="Hyperlink"/>
           </w:rPr>
-          <w:t>https://doi.org/10.1207/s15516709cog1402_1</w:t>
+          <w:t>https://doi.org/10.3758/s13428-013-</w:t>
+        </w:r>
+        <w:r>
+          <w:rPr>
+            <w:rStyle w:val="Hyperlink"/>
+          </w:rPr>
+          <w:t>0</w:t>
+        </w:r>
+        <w:r>
+          <w:rPr>
+            <w:rStyle w:val="Hyperlink"/>
+          </w:rPr>
+          <w:t>403-5</w:t>
         </w:r>
       </w:hyperlink>
       <w:r>
@@ -4954,95 +4971,39 @@
         <w:spacing w:after="0"/>
       </w:pPr>
       <w:r>
-        <w:lastRenderedPageBreak/>
-        <w:t>Evert, S. (2008). Corpora and collocations. In A. Lüdeling &amp; M. Kytö (Eds.), Corpus linguistics: An international handbook (Vol. 2, pp. 1212–1248). Mouton de Gruyter.</w:t>
-      </w:r>
-      <w:r>
-        <w:t xml:space="preserve"> </w:t>
-      </w:r>
-    </w:p>
-    <w:p>
-      <w:pPr>
-        <w:spacing w:after="0"/>
-      </w:pPr>
-    </w:p>
-    <w:p>
-      <w:pPr>
-        <w:spacing w:after="0"/>
-      </w:pPr>
-      <w:r>
-        <w:t>Fenson, L., Marchman, V. A., Thal, D. J., Dale, P. S., Reznick, J. S., &amp; Bates, E. (2007). MacArthur-Bates Communicative Development Inventories: User's guide and technical manual (2nd ed.). Paul H. Brookes Publishing.</w:t>
-      </w:r>
-      <w:r>
-        <w:t xml:space="preserve"> </w:t>
-      </w:r>
-    </w:p>
-    <w:p>
-      <w:pPr>
-        <w:spacing w:after="0"/>
-      </w:pPr>
-    </w:p>
-    <w:p>
-      <w:pPr>
-        <w:spacing w:after="0"/>
-      </w:pPr>
-      <w:r>
-        <w:t>Ferguson, B., Graf, E., &amp; Waxman, S. R. (2018). When Veps Cry: Two-Year-Olds Efficiently Learn Novel Words from Linguistic Contexts Alone. Language Learning and Development, 14(1), 1–12.</w:t>
-      </w:r>
-      <w:r>
-        <w:t xml:space="preserve"> </w:t>
-      </w:r>
-    </w:p>
-    <w:p>
-      <w:pPr>
-        <w:spacing w:after="0"/>
-      </w:pPr>
-    </w:p>
-    <w:p>
-      <w:pPr>
-        <w:spacing w:after="0"/>
-      </w:pPr>
-      <w:r>
-        <w:t>Firth, J. R. (1957). A Synopsis of Linguistic Theory, 1930–1955. In Firth, J. R. (Ed.), Studies in Linguistic Analysis. Oxford: Blackwell.</w:t>
-      </w:r>
-      <w:r>
-        <w:t xml:space="preserve"> </w:t>
-      </w:r>
-    </w:p>
-    <w:p>
-      <w:pPr>
-        <w:spacing w:after="0"/>
-      </w:pPr>
-    </w:p>
-    <w:p>
-      <w:pPr>
-        <w:spacing w:after="0"/>
-      </w:pPr>
-      <w:r>
-        <w:t>Frank, M. C., Braginsky, M., Yurovsky, D., &amp; Marchman, V. A. (2017). Wordbank: An open repository for developmental vocabulary data. Journal of Child Language, 44(3), 677–694.</w:t>
-      </w:r>
-      <w:r>
-        <w:t xml:space="preserve"> </w:t>
-      </w:r>
-    </w:p>
-    <w:p>
-      <w:pPr>
-        <w:spacing w:after="0"/>
-      </w:pPr>
-    </w:p>
-    <w:p>
-      <w:pPr>
-        <w:spacing w:after="0"/>
-      </w:pPr>
-      <w:r>
-        <w:t xml:space="preserve">Haden, C. A., Ornstein, P. A., O'Brien, B. S., Elischberger, H. B., Tyler, C. S., &amp; Burchinal, M. J. (2011). The development of children's early memory skills. Journal of Experimental Child Psychology, 108(1), 44–60. </w:t>
+        <w:t>Chomsky, N. (1965). *Aspects of the theory of syntax*. MIT Press.</w:t>
+      </w:r>
+    </w:p>
+    <w:p>
+      <w:pPr>
+        <w:spacing w:after="0"/>
+      </w:pPr>
+    </w:p>
+    <w:p>
+      <w:pPr>
+        <w:spacing w:after="0"/>
+      </w:pPr>
+      <w:r>
+        <w:t xml:space="preserve">Elman, J. L. (1990). Finding structure in time. *Cognitive Science, 14*(2), 179–211. </w:t>
       </w:r>
       <w:hyperlink r:id="rId20" w:history="1">
         <w:r>
           <w:rPr>
             <w:rStyle w:val="Hyperlink"/>
           </w:rPr>
-          <w:t>https://doi.org/10.1016/j.jecp.2010.06.007</w:t>
+          <w:t>https://doi.org/10.1207/s15516709co</w:t>
+        </w:r>
+        <w:r>
+          <w:rPr>
+            <w:rStyle w:val="Hyperlink"/>
+          </w:rPr>
+          <w:t>g</w:t>
+        </w:r>
+        <w:r>
+          <w:rPr>
+            <w:rStyle w:val="Hyperlink"/>
+          </w:rPr>
+          <w:t>1402_1</w:t>
         </w:r>
       </w:hyperlink>
       <w:r>
@@ -5059,7 +5020,7 @@
         <w:spacing w:after="0"/>
       </w:pPr>
       <w:r>
-        <w:t>Hills, T. T., Maouene, J., Riordan, B., &amp; Smith, L. B. (2010). The associative structure of language: Contextual diversity in early word learning.</w:t>
+        <w:t>Evert, S. (2008). Corpora and collocations. In A. Lüdeling &amp; M. Kytö (Eds.), *Corpus linguistics: An international handbook* (Vol. 2, pp. 1212–1248). Mouton de Gruyter.</w:t>
       </w:r>
       <w:r>
         <w:t xml:space="preserve"> </w:t>
@@ -5075,7 +5036,7 @@
         <w:spacing w:after="0"/>
       </w:pPr>
       <w:r>
-        <w:t>Landauer, T. K., &amp; Dumais, S. T. (1997). A Solution to Plato’s Problem: The Latent Semantic Analysis Theory of Acquisition, Induction, and Representation of Knowledge. Psychological Review, 104(2), 211–240.</w:t>
+        <w:t>Fenson, L., Marchman, V. A., Thal, D. J., Dale, P. S., Reznick, J. S., &amp; Bates, E. (2007). *MacArthur-Bates Communicative Development Inventories: User's guide and technical manual* (2nd ed.). Paul H. Brookes Publishing.</w:t>
       </w:r>
       <w:r>
         <w:t xml:space="preserve"> </w:t>
@@ -5091,8 +5052,28 @@
         <w:spacing w:after="0"/>
       </w:pPr>
       <w:r>
-        <w:t>Lund, K., &amp; Burgess, C. (1996). Producing High-Dimensional Semantic Spaces from Lexical Co-occurrence. Behavior Research Methods, Instruments, &amp; Computers, 28(2), 203–208.</w:t>
-      </w:r>
+        <w:t xml:space="preserve">Ferguson, B., Graf, E., &amp; Waxman, S. R. (2018). When veps cry: Two-year-olds efficiently learn novel words from linguistic contexts alone. *Language Learning and Development, 14*(1), 1–12. </w:t>
+      </w:r>
+      <w:hyperlink r:id="rId21" w:history="1">
+        <w:r>
+          <w:rPr>
+            <w:rStyle w:val="Hyperlink"/>
+          </w:rPr>
+          <w:t>https://doi.org/10.1080/15475441.2017.13</w:t>
+        </w:r>
+        <w:r>
+          <w:rPr>
+            <w:rStyle w:val="Hyperlink"/>
+          </w:rPr>
+          <w:t>1</w:t>
+        </w:r>
+        <w:r>
+          <w:rPr>
+            <w:rStyle w:val="Hyperlink"/>
+          </w:rPr>
+          <w:t>1260</w:t>
+        </w:r>
+      </w:hyperlink>
       <w:r>
         <w:t xml:space="preserve"> </w:t>
       </w:r>
@@ -5107,7 +5088,7 @@
         <w:spacing w:after="0"/>
       </w:pPr>
       <w:r>
-        <w:t>MacWhinney, B. (2000). The CHILDES project: Tools for analyzing talk (3rd ed.). Lawrence Erlbaum Associates.</w:t>
+        <w:t>Firth, J. R. (1957). A synopsis of linguistic theory, 1930–1955. In J. R. Firth (Ed.), *Studies in linguistic analysis*. Blackwell.</w:t>
       </w:r>
       <w:r>
         <w:t xml:space="preserve"> </w:t>
@@ -5123,8 +5104,28 @@
         <w:spacing w:after="0"/>
       </w:pPr>
       <w:r>
-        <w:t>Mikolov, T., Chen, K., Corrado, G., &amp; Dean, J. (2013). Efficient Estimation of Word Representations in Vector Space. arXiv preprint arXiv:1301.3781.</w:t>
-      </w:r>
+        <w:t xml:space="preserve">Frank, M. C., Braginsky, M., Yurovsky, D., &amp; Marchman, V. A. (2017). Wordbank: An open repository for developmental vocabulary data. *Journal of Child Language, 44*(3), 677–694. </w:t>
+      </w:r>
+      <w:hyperlink r:id="rId22" w:history="1">
+        <w:r>
+          <w:rPr>
+            <w:rStyle w:val="Hyperlink"/>
+          </w:rPr>
+          <w:t>https://doi.org/10.1017/S0305000916000</w:t>
+        </w:r>
+        <w:r>
+          <w:rPr>
+            <w:rStyle w:val="Hyperlink"/>
+          </w:rPr>
+          <w:t>2</w:t>
+        </w:r>
+        <w:r>
+          <w:rPr>
+            <w:rStyle w:val="Hyperlink"/>
+          </w:rPr>
+          <w:t>09</w:t>
+        </w:r>
+      </w:hyperlink>
       <w:r>
         <w:t xml:space="preserve"> </w:t>
       </w:r>
@@ -5139,8 +5140,28 @@
         <w:spacing w:after="0"/>
       </w:pPr>
       <w:r>
-        <w:t>Miller, G. A., &amp; Charles, W. G. (1991). Contextual Correlates of Semantic Similarity. Language and Cognitive Processes, 6(1), 1–28.</w:t>
-      </w:r>
+        <w:t xml:space="preserve">Haden, C. A., Ornstein, P. A., O'Brien, B. S., Elischberger, H. B., Tyler, C. S., &amp; Burchinal, M. J. (2011). The development of children's early memory skills. *Journal of Experimental Child Psychology, 108*(1), 44–60. </w:t>
+      </w:r>
+      <w:hyperlink r:id="rId23" w:history="1">
+        <w:r>
+          <w:rPr>
+            <w:rStyle w:val="Hyperlink"/>
+          </w:rPr>
+          <w:t>https://doi.org/10.1016/j.jecp.</w:t>
+        </w:r>
+        <w:r>
+          <w:rPr>
+            <w:rStyle w:val="Hyperlink"/>
+          </w:rPr>
+          <w:t>2</w:t>
+        </w:r>
+        <w:r>
+          <w:rPr>
+            <w:rStyle w:val="Hyperlink"/>
+          </w:rPr>
+          <w:t>010.06.007</w:t>
+        </w:r>
+      </w:hyperlink>
       <w:r>
         <w:t xml:space="preserve"> </w:t>
       </w:r>
@@ -5153,26 +5174,234 @@
     <w:p>
       <w:pPr>
         <w:spacing w:after="0"/>
+      </w:pPr>
+      <w:r>
+        <w:t xml:space="preserve">Hills, T. T., Maouene, J., Riordan, B., &amp; Smith, L. B. (2010). The associative structure of language: Contextual diversity in early word learning. *Journal of Memory and Language, 63*(3), 259–273. </w:t>
+      </w:r>
+      <w:hyperlink r:id="rId24" w:history="1">
+        <w:r>
+          <w:rPr>
+            <w:rStyle w:val="Hyperlink"/>
+          </w:rPr>
+          <w:t>https://doi.org/10.1016/j.jml.2010.</w:t>
+        </w:r>
+        <w:r>
+          <w:rPr>
+            <w:rStyle w:val="Hyperlink"/>
+          </w:rPr>
+          <w:t>0</w:t>
+        </w:r>
+        <w:r>
+          <w:rPr>
+            <w:rStyle w:val="Hyperlink"/>
+          </w:rPr>
+          <w:t>6.002</w:t>
+        </w:r>
+      </w:hyperlink>
+      <w:r>
+        <w:t xml:space="preserve"> </w:t>
+      </w:r>
+    </w:p>
+    <w:p>
+      <w:pPr>
+        <w:spacing w:after="0"/>
+      </w:pPr>
+    </w:p>
+    <w:p>
+      <w:pPr>
+        <w:spacing w:after="0"/>
+      </w:pPr>
+      <w:r>
+        <w:t xml:space="preserve">Landauer, T. K., &amp; Dumais, S. T. (1997). A solution to Plato's problem: The latent semantic analysis theory of acquisition, induction, and representation of knowledge. *Psychological Review, 104*(2), 211–240. </w:t>
+      </w:r>
+      <w:hyperlink r:id="rId25" w:history="1">
+        <w:r>
+          <w:rPr>
+            <w:rStyle w:val="Hyperlink"/>
+          </w:rPr>
+          <w:t>https://doi.org/10.1037/0033-295X.104.2.2</w:t>
+        </w:r>
+        <w:r>
+          <w:rPr>
+            <w:rStyle w:val="Hyperlink"/>
+          </w:rPr>
+          <w:t>1</w:t>
+        </w:r>
+        <w:r>
+          <w:rPr>
+            <w:rStyle w:val="Hyperlink"/>
+          </w:rPr>
+          <w:t>1</w:t>
+        </w:r>
+      </w:hyperlink>
+      <w:r>
+        <w:t xml:space="preserve"> </w:t>
+      </w:r>
+    </w:p>
+    <w:p>
+      <w:pPr>
+        <w:spacing w:after="0"/>
+      </w:pPr>
+    </w:p>
+    <w:p>
+      <w:pPr>
+        <w:spacing w:after="0"/>
+      </w:pPr>
+      <w:r>
+        <w:t xml:space="preserve">Lund, K., &amp; Burgess, C. (1996). Producing high-dimensional semantic spaces from lexical co-occurrence. *Behavior Research Methods, Instruments, &amp; Computers, 28*(2), 203–208. </w:t>
+      </w:r>
+      <w:hyperlink r:id="rId26" w:history="1">
+        <w:r>
+          <w:rPr>
+            <w:rStyle w:val="Hyperlink"/>
+          </w:rPr>
+          <w:t>https://doi.org/10.3758/BF0320</w:t>
+        </w:r>
+        <w:r>
+          <w:rPr>
+            <w:rStyle w:val="Hyperlink"/>
+          </w:rPr>
+          <w:t>4</w:t>
+        </w:r>
+        <w:r>
+          <w:rPr>
+            <w:rStyle w:val="Hyperlink"/>
+          </w:rPr>
+          <w:t>766</w:t>
+        </w:r>
+      </w:hyperlink>
+      <w:r>
+        <w:t xml:space="preserve"> </w:t>
+      </w:r>
+    </w:p>
+    <w:p>
+      <w:pPr>
+        <w:spacing w:after="0"/>
+      </w:pPr>
+    </w:p>
+    <w:p>
+      <w:pPr>
+        <w:spacing w:after="0"/>
+      </w:pPr>
+      <w:r>
+        <w:t>MacWhinney, B. (2000). *The CHILDES project: Tools for analyzing talk* (3rd ed.). Lawrence Erlbaum Associates.</w:t>
+      </w:r>
+    </w:p>
+    <w:p>
+      <w:pPr>
+        <w:spacing w:after="0"/>
+      </w:pPr>
+    </w:p>
+    <w:p>
+      <w:pPr>
+        <w:spacing w:after="0"/>
+      </w:pPr>
+      <w:r>
+        <w:t xml:space="preserve">Mikolov, T., Chen, K., Corrado, G., &amp; Dean, J. (2013). *Efficient estimation of word representations in vector space* [Preprint]. arXiv. </w:t>
+      </w:r>
+      <w:hyperlink r:id="rId27" w:history="1">
+        <w:r>
+          <w:rPr>
+            <w:rStyle w:val="Hyperlink"/>
+          </w:rPr>
+          <w:t>https://arxiv.org/abs/1301.</w:t>
+        </w:r>
+        <w:r>
+          <w:rPr>
+            <w:rStyle w:val="Hyperlink"/>
+          </w:rPr>
+          <w:t>3</w:t>
+        </w:r>
+        <w:r>
+          <w:rPr>
+            <w:rStyle w:val="Hyperlink"/>
+          </w:rPr>
+          <w:t>781</w:t>
+        </w:r>
+      </w:hyperlink>
+      <w:r>
+        <w:t xml:space="preserve"> </w:t>
+      </w:r>
+    </w:p>
+    <w:p>
+      <w:pPr>
+        <w:spacing w:after="0"/>
+      </w:pPr>
+    </w:p>
+    <w:p>
+      <w:pPr>
+        <w:spacing w:after="0"/>
+      </w:pPr>
+      <w:r>
+        <w:t xml:space="preserve">Miller, G. A., &amp; Charles, W. G. (1991). Contextual correlates of semantic similarity. *Language and Cognitive Processes, 6*(1), 1–28. </w:t>
+      </w:r>
+      <w:hyperlink r:id="rId28" w:history="1">
+        <w:r>
+          <w:rPr>
+            <w:rStyle w:val="Hyperlink"/>
+          </w:rPr>
+          <w:t>https://doi.org/10.1080/01690969108</w:t>
+        </w:r>
+        <w:r>
+          <w:rPr>
+            <w:rStyle w:val="Hyperlink"/>
+          </w:rPr>
+          <w:t>4</w:t>
+        </w:r>
+        <w:r>
+          <w:rPr>
+            <w:rStyle w:val="Hyperlink"/>
+          </w:rPr>
+          <w:t>06936</w:t>
+        </w:r>
+      </w:hyperlink>
+      <w:r>
+        <w:t xml:space="preserve"> </w:t>
+      </w:r>
+    </w:p>
+    <w:p>
+      <w:pPr>
+        <w:spacing w:after="0"/>
+      </w:pPr>
+    </w:p>
+    <w:p>
+      <w:pPr>
+        <w:spacing w:after="0"/>
         <w:rPr>
           <w:lang w:val="it-IT"/>
         </w:rPr>
       </w:pPr>
       <w:r>
-        <w:t xml:space="preserve">Pater, J. (2018). Generative linguistics and neural networks at 60: Foundation, friction, and fusion. </w:t>
+        <w:lastRenderedPageBreak/>
+        <w:t xml:space="preserve">Pater, J. (2019). Generative linguistics and neural networks at 60: Foundation, friction, and fusion. </w:t>
       </w:r>
       <w:r>
         <w:rPr>
           <w:lang w:val="it-IT"/>
         </w:rPr>
-        <w:t xml:space="preserve">Language, 95(1), e41–e74. </w:t>
-      </w:r>
-      <w:hyperlink r:id="rId21" w:history="1">
+        <w:t xml:space="preserve">*Language, 95*(1), e41–e74. </w:t>
+      </w:r>
+      <w:hyperlink r:id="rId29" w:history="1">
         <w:r>
           <w:rPr>
             <w:rStyle w:val="Hyperlink"/>
             <w:lang w:val="it-IT"/>
           </w:rPr>
-          <w:t>https://doi.org/10.1353/lan.2019.0013</w:t>
+          <w:t>https://doi.org/10.1353/lan.2019</w:t>
+        </w:r>
+        <w:r>
+          <w:rPr>
+            <w:rStyle w:val="Hyperlink"/>
+            <w:lang w:val="it-IT"/>
+          </w:rPr>
+          <w:t>.</w:t>
+        </w:r>
+        <w:r>
+          <w:rPr>
+            <w:rStyle w:val="Hyperlink"/>
+            <w:lang w:val="it-IT"/>
+          </w:rPr>
+          <w:t>0009</w:t>
         </w:r>
       </w:hyperlink>
       <w:r>
@@ -5201,159 +5430,26 @@
         <w:t xml:space="preserve">Pennington, J., Socher, R., &amp; Manning, C. D. (2014). </w:t>
       </w:r>
       <w:r>
-        <w:t>GloVe: Global Vectors for Word Representation. Proceedings of EMNLP 2014, 1532–1543.</w:t>
-      </w:r>
-      <w:r>
-        <w:t xml:space="preserve"> </w:t>
-      </w:r>
-    </w:p>
-    <w:p>
-      <w:pPr>
-        <w:spacing w:after="0"/>
-      </w:pPr>
-    </w:p>
-    <w:p>
-      <w:pPr>
-        <w:spacing w:after="0"/>
-      </w:pPr>
-      <w:r>
-        <w:lastRenderedPageBreak/>
-        <w:t>Piantadosi, S. T. (2024). Modern Language Models Refute Chomsky’s Approach to Language. LingBuzz preprint.</w:t>
-      </w:r>
-      <w:r>
-        <w:t xml:space="preserve"> </w:t>
-      </w:r>
-    </w:p>
-    <w:p>
-      <w:pPr>
-        <w:spacing w:after="0"/>
-      </w:pPr>
-    </w:p>
-    <w:p>
-      <w:pPr>
-        <w:spacing w:after="0"/>
-      </w:pPr>
-      <w:r>
-        <w:t xml:space="preserve">Rinker, T. W. (2018). textstem: Tools for stemming and lemmatizing text (Version 0.1.4) [Computer software]. </w:t>
-      </w:r>
-      <w:hyperlink r:id="rId22" w:history="1">
+        <w:t xml:space="preserve">GloVe: Global vectors for word representation. In *Proceedings of the 2014 Conference on Empirical Methods in Natural Language Processing (EMNLP)* (pp. 1532–1543). Association for Computational Linguistics. </w:t>
+      </w:r>
+      <w:hyperlink r:id="rId30" w:history="1">
         <w:r>
           <w:rPr>
             <w:rStyle w:val="Hyperlink"/>
           </w:rPr>
-          <w:t>http://github.com/trinker/textstem</w:t>
+          <w:t>https://doi.org/10.3115/v1/D14</w:t>
         </w:r>
-      </w:hyperlink>
-      <w:r>
-        <w:t xml:space="preserve"> </w:t>
-      </w:r>
-    </w:p>
-    <w:p>
-      <w:pPr>
-        <w:spacing w:after="0"/>
-      </w:pPr>
-    </w:p>
-    <w:p>
-      <w:pPr>
-        <w:spacing w:after="0"/>
-      </w:pPr>
-      <w:r>
-        <w:t>Rubenstein, H., &amp; Goodenough, J. B. (1965). Contextual Correlates of Synonymy. Communications of the ACM, 8(10), 627–633.</w:t>
-      </w:r>
-      <w:r>
-        <w:t xml:space="preserve"> </w:t>
-      </w:r>
-    </w:p>
-    <w:p>
-      <w:pPr>
-        <w:spacing w:after="0"/>
-      </w:pPr>
-    </w:p>
-    <w:p>
-      <w:pPr>
-        <w:spacing w:after="0"/>
-      </w:pPr>
-      <w:r>
-        <w:t>Skinner, B. F. (1957). Verbal Behavior. New York: Appleton-Century-Crofts.</w:t>
-      </w:r>
-      <w:r>
-        <w:t xml:space="preserve"> </w:t>
-      </w:r>
-    </w:p>
-    <w:p>
-      <w:pPr>
-        <w:spacing w:after="0"/>
-      </w:pPr>
-    </w:p>
-    <w:p>
-      <w:pPr>
-        <w:spacing w:after="0"/>
-      </w:pPr>
-      <w:r>
-        <w:t>Sullivan, J., &amp; Barner, D. (2016). Discourse Bootstrapping: Preschoolers Use Linguistic Discourse to Learn New Words. Developmental Science, 19(1), 63–75.</w:t>
-      </w:r>
-      <w:r>
-        <w:t xml:space="preserve"> </w:t>
-      </w:r>
-    </w:p>
-    <w:p>
-      <w:pPr>
-        <w:spacing w:after="0"/>
-      </w:pPr>
-    </w:p>
-    <w:p>
-      <w:pPr>
-        <w:spacing w:after="0"/>
-      </w:pPr>
-      <w:r>
-        <w:t xml:space="preserve">Swingley, D., &amp; Humphrey, C. (2018). Quantitative linguistic predictors of infants' learning of specific English words. Child Development, 89(4), 1247–1267. </w:t>
-      </w:r>
-      <w:hyperlink r:id="rId23" w:history="1">
         <w:r>
           <w:rPr>
             <w:rStyle w:val="Hyperlink"/>
           </w:rPr>
-          <w:t>https://doi.org/10.1111/cdev.12731</w:t>
+          <w:t>-</w:t>
         </w:r>
-      </w:hyperlink>
-      <w:r>
-        <w:t xml:space="preserve"> </w:t>
-      </w:r>
-    </w:p>
-    <w:p>
-      <w:pPr>
-        <w:spacing w:after="0"/>
-      </w:pPr>
-    </w:p>
-    <w:p>
-      <w:pPr>
-        <w:spacing w:after="0"/>
-      </w:pPr>
-      <w:r>
-        <w:t>Unger, L., &amp; James, E. (2025). Do young children learn words from the company they keep? In Proceedings of the Annual Meeting of the Cognitive Science Society (Vol. 47).</w:t>
-      </w:r>
-      <w:r>
-        <w:t xml:space="preserve"> </w:t>
-      </w:r>
-    </w:p>
-    <w:p>
-      <w:pPr>
-        <w:spacing w:after="0"/>
-      </w:pPr>
-    </w:p>
-    <w:p>
-      <w:pPr>
-        <w:spacing w:after="0"/>
-      </w:pPr>
-      <w:r>
-        <w:t xml:space="preserve">Unger, L., &amp; Sloutsky, V. (2024). Dynamic processes of learning words from context. Proceedings of the Annual Meeting of the Cognitive Science Society, 46(0). </w:t>
-      </w:r>
-      <w:hyperlink r:id="rId24" w:history="1">
         <w:r>
           <w:rPr>
             <w:rStyle w:val="Hyperlink"/>
           </w:rPr>
-          <w:t>https://escholarship.org/uc/item/7mh7j94t</w:t>
+          <w:t>1162</w:t>
         </w:r>
       </w:hyperlink>
       <w:r>
@@ -5370,7 +5466,345 @@
         <w:spacing w:after="0"/>
       </w:pPr>
       <w:r>
-        <w:t>Yuan, S., Fisher, C., Kandhadai, P., &amp; Fernald, A. (2011). You Can Stipe the Pig and Nerk the Fork: Learning to Use Verbs to Predict Nouns. Proceedings of the 35th Annual Boston University Conference on Language Development, 665–677.</w:t>
+        <w:t xml:space="preserve">Piantadosi, S. T. (2024). Modern language models refute Chomsky's approach to language. In E. Gibson &amp; M. Poliak (Eds.), *From fieldwork to linguistic theory: A tribute to Dan Everett* (pp. 353–414). Language Science Press. </w:t>
+      </w:r>
+      <w:hyperlink r:id="rId31" w:history="1">
+        <w:r>
+          <w:rPr>
+            <w:rStyle w:val="Hyperlink"/>
+          </w:rPr>
+          <w:t>https://doi.org/10.5281/zenodo.1266</w:t>
+        </w:r>
+        <w:r>
+          <w:rPr>
+            <w:rStyle w:val="Hyperlink"/>
+          </w:rPr>
+          <w:t>5</w:t>
+        </w:r>
+        <w:r>
+          <w:rPr>
+            <w:rStyle w:val="Hyperlink"/>
+          </w:rPr>
+          <w:t>933</w:t>
+        </w:r>
+      </w:hyperlink>
+      <w:r>
+        <w:t xml:space="preserve"> </w:t>
+      </w:r>
+    </w:p>
+    <w:p>
+      <w:pPr>
+        <w:spacing w:after="0"/>
+      </w:pPr>
+    </w:p>
+    <w:p>
+      <w:pPr>
+        <w:spacing w:after="0"/>
+      </w:pPr>
+      <w:r>
+        <w:t xml:space="preserve">Rinker, T. W. (2018). *textstem: Tools for stemming and lemmatizing text* (Version 0.1.4) [Computer software]. </w:t>
+      </w:r>
+      <w:hyperlink r:id="rId32" w:history="1">
+        <w:r>
+          <w:rPr>
+            <w:rStyle w:val="Hyperlink"/>
+          </w:rPr>
+          <w:t>http://github.com/trinker/tex</w:t>
+        </w:r>
+        <w:r>
+          <w:rPr>
+            <w:rStyle w:val="Hyperlink"/>
+          </w:rPr>
+          <w:t>t</w:t>
+        </w:r>
+        <w:r>
+          <w:rPr>
+            <w:rStyle w:val="Hyperlink"/>
+          </w:rPr>
+          <w:t>stem</w:t>
+        </w:r>
+      </w:hyperlink>
+      <w:r>
+        <w:t xml:space="preserve"> </w:t>
+      </w:r>
+    </w:p>
+    <w:p>
+      <w:pPr>
+        <w:spacing w:after="0"/>
+      </w:pPr>
+    </w:p>
+    <w:p>
+      <w:pPr>
+        <w:spacing w:after="0"/>
+      </w:pPr>
+      <w:r>
+        <w:t xml:space="preserve">Rubenstein, H., &amp; Goodenough, J. B. (1965). Contextual correlates of synonymy. *Communications of the ACM, 8*(10), 627–633. </w:t>
+      </w:r>
+      <w:hyperlink r:id="rId33" w:history="1">
+        <w:r>
+          <w:rPr>
+            <w:rStyle w:val="Hyperlink"/>
+          </w:rPr>
+          <w:t>https://doi.org/10.1145/365628.</w:t>
+        </w:r>
+        <w:r>
+          <w:rPr>
+            <w:rStyle w:val="Hyperlink"/>
+          </w:rPr>
+          <w:t>3</w:t>
+        </w:r>
+        <w:r>
+          <w:rPr>
+            <w:rStyle w:val="Hyperlink"/>
+          </w:rPr>
+          <w:t>65657</w:t>
+        </w:r>
+      </w:hyperlink>
+      <w:r>
+        <w:t xml:space="preserve"> </w:t>
+      </w:r>
+    </w:p>
+    <w:p>
+      <w:pPr>
+        <w:spacing w:after="0"/>
+      </w:pPr>
+    </w:p>
+    <w:p>
+      <w:pPr>
+        <w:spacing w:after="0"/>
+      </w:pPr>
+      <w:r>
+        <w:t>Skinner, B. F. (1957). *Verbal behavior*. Appleton-Century-Crofts.</w:t>
+      </w:r>
+      <w:r>
+        <w:t xml:space="preserve"> </w:t>
+      </w:r>
+    </w:p>
+    <w:p>
+      <w:pPr>
+        <w:spacing w:after="0"/>
+      </w:pPr>
+    </w:p>
+    <w:p>
+      <w:pPr>
+        <w:spacing w:after="0"/>
+      </w:pPr>
+      <w:r>
+        <w:t xml:space="preserve">Sullivan, J., &amp; Barner, D. (2016). Discourse bootstrapping: Preschoolers use linguistic discourse to learn new words. *Developmental Science, 19*(1), 63–75. </w:t>
+      </w:r>
+      <w:hyperlink r:id="rId34" w:history="1">
+        <w:r>
+          <w:rPr>
+            <w:rStyle w:val="Hyperlink"/>
+          </w:rPr>
+          <w:t>https://doi.org</w:t>
+        </w:r>
+        <w:r>
+          <w:rPr>
+            <w:rStyle w:val="Hyperlink"/>
+          </w:rPr>
+          <w:t>/</w:t>
+        </w:r>
+        <w:r>
+          <w:rPr>
+            <w:rStyle w:val="Hyperlink"/>
+          </w:rPr>
+          <w:t>10.1111/desc.12289</w:t>
+        </w:r>
+      </w:hyperlink>
+      <w:r>
+        <w:t xml:space="preserve"> </w:t>
+      </w:r>
+    </w:p>
+    <w:p>
+      <w:pPr>
+        <w:spacing w:after="0"/>
+      </w:pPr>
+    </w:p>
+    <w:p>
+      <w:pPr>
+        <w:spacing w:after="0"/>
+      </w:pPr>
+      <w:r>
+        <w:t xml:space="preserve">Swingley, D., &amp; Humphrey, C. (2018). Quantitative linguistic predictors of infants' learning of specific English words. *Child Development, 89*(4), 1247–1267. </w:t>
+      </w:r>
+      <w:hyperlink r:id="rId35" w:history="1">
+        <w:r>
+          <w:rPr>
+            <w:rStyle w:val="Hyperlink"/>
+          </w:rPr>
+          <w:t>https://doi.org/</w:t>
+        </w:r>
+        <w:r>
+          <w:rPr>
+            <w:rStyle w:val="Hyperlink"/>
+          </w:rPr>
+          <w:t>1</w:t>
+        </w:r>
+        <w:r>
+          <w:rPr>
+            <w:rStyle w:val="Hyperlink"/>
+          </w:rPr>
+          <w:t>0.1111</w:t>
+        </w:r>
+        <w:r>
+          <w:rPr>
+            <w:rStyle w:val="Hyperlink"/>
+          </w:rPr>
+          <w:t>/</w:t>
+        </w:r>
+        <w:r>
+          <w:rPr>
+            <w:rStyle w:val="Hyperlink"/>
+          </w:rPr>
+          <w:t>cdev.12731</w:t>
+        </w:r>
+      </w:hyperlink>
+      <w:r>
+        <w:t xml:space="preserve"> </w:t>
+      </w:r>
+    </w:p>
+    <w:p>
+      <w:pPr>
+        <w:spacing w:after="0"/>
+      </w:pPr>
+    </w:p>
+    <w:p>
+      <w:pPr>
+        <w:spacing w:after="0"/>
+      </w:pPr>
+      <w:r>
+        <w:t xml:space="preserve">Unger, L., &amp; James, E. (2025). Do young children learn words from the company they keep? *Proceedings of the Annual Meeting of the Cognitive Science Society, 47*(0). </w:t>
+      </w:r>
+      <w:hyperlink r:id="rId36" w:history="1">
+        <w:r>
+          <w:rPr>
+            <w:rStyle w:val="Hyperlink"/>
+          </w:rPr>
+          <w:t>https://escholarship.org/uc/item/34x</w:t>
+        </w:r>
+        <w:r>
+          <w:rPr>
+            <w:rStyle w:val="Hyperlink"/>
+          </w:rPr>
+          <w:t>7</w:t>
+        </w:r>
+        <w:r>
+          <w:rPr>
+            <w:rStyle w:val="Hyperlink"/>
+          </w:rPr>
+          <w:t>w</w:t>
+        </w:r>
+        <w:r>
+          <w:rPr>
+            <w:rStyle w:val="Hyperlink"/>
+          </w:rPr>
+          <w:t>3</w:t>
+        </w:r>
+        <w:r>
+          <w:rPr>
+            <w:rStyle w:val="Hyperlink"/>
+          </w:rPr>
+          <w:t>7k</w:t>
+        </w:r>
+      </w:hyperlink>
+      <w:r>
+        <w:t xml:space="preserve"> </w:t>
+      </w:r>
+      <w:r>
+        <w:t xml:space="preserve"> </w:t>
+      </w:r>
+    </w:p>
+    <w:p>
+      <w:pPr>
+        <w:spacing w:after="0"/>
+      </w:pPr>
+    </w:p>
+    <w:p>
+      <w:pPr>
+        <w:spacing w:after="0"/>
+      </w:pPr>
+      <w:r>
+        <w:t xml:space="preserve">Unger, L., &amp; Sloutsky, V. M. (2024). Dynamic processes of learning words from context. *Proceedings of the Annual Meeting of the Cognitive Science Society, 46*, 1098–1105. </w:t>
+      </w:r>
+      <w:hyperlink r:id="rId37" w:history="1">
+        <w:r>
+          <w:rPr>
+            <w:rStyle w:val="Hyperlink"/>
+          </w:rPr>
+          <w:t>https://escholarship.org/uc/item</w:t>
+        </w:r>
+        <w:r>
+          <w:rPr>
+            <w:rStyle w:val="Hyperlink"/>
+          </w:rPr>
+          <w:t>/</w:t>
+        </w:r>
+        <w:r>
+          <w:rPr>
+            <w:rStyle w:val="Hyperlink"/>
+          </w:rPr>
+          <w:t>7mh7j94t</w:t>
+        </w:r>
+      </w:hyperlink>
+      <w:r>
+        <w:t xml:space="preserve"> </w:t>
+      </w:r>
+    </w:p>
+    <w:p>
+      <w:pPr>
+        <w:spacing w:after="0"/>
+      </w:pPr>
+    </w:p>
+    <w:p>
+      <w:pPr>
+        <w:spacing w:after="0"/>
+      </w:pPr>
+      <w:r>
+        <w:t>Yuan, S., Fisher, C., Kandhadai, P., &amp; Fernald, A. (2011). You can stipe the pig and nerk the fork: Learning to use verbs to predict nouns. In *Proceedings of the 35th Annual Boston University Conference on Language Development* (pp. 665–677).</w:t>
+      </w:r>
+      <w:r>
+        <w:t xml:space="preserve"> </w:t>
+      </w:r>
+    </w:p>
+    <w:p>
+      <w:pPr>
+        <w:spacing w:after="0"/>
+      </w:pPr>
+    </w:p>
+    <w:p>
+      <w:pPr>
+        <w:spacing w:after="0"/>
+      </w:pPr>
+    </w:p>
+    <w:p>
+      <w:pPr>
+        <w:spacing w:after="0"/>
+      </w:pPr>
+      <w:r>
+        <w:t>Together, these studies show that children can use linguistic context to infer the meanings of unfamiliar words.</w:t>
+      </w:r>
+    </w:p>
+    <w:p>
+      <w:pPr>
+        <w:spacing w:after="0"/>
+      </w:pPr>
+    </w:p>
+    <w:p>
+      <w:pPr>
+        <w:spacing w:after="0"/>
+      </w:pPr>
+      <w:r>
+        <w:t>the category is the same when the meaning of *orange* is *orange fruit*, and different category when the meaning is the *orange colour*</w:t>
+      </w:r>
+    </w:p>
+    <w:p>
+      <w:pPr>
+        <w:spacing w:after="0"/>
+      </w:pPr>
+      <w:r>
+        <w:lastRenderedPageBreak/>
+        <w:t>would belong to the same category when *orange* refers to the fruit, but to different categories when *orange* refers to the *colour*</w:t>
       </w:r>
     </w:p>
     <w:sectPr>
@@ -5384,7 +5818,7 @@
 </file>
 
 <file path=word/comments.xml><?xml version="1.0" encoding="utf-8"?>
-<w:comments xmlns:wpc="http://schemas.microsoft.com/office/word/2010/wordprocessingCanvas" xmlns:cx="http://schemas.microsoft.com/office/drawing/2014/chartex" xmlns:cx1="http://schemas.microsoft.com/office/drawing/2015/9/8/chartex" xmlns:cx2="http://schemas.microsoft.com/office/drawing/2015/10/21/chartex" xmlns:cx3="http://schemas.microsoft.com/office/drawing/2016/5/9/chartex" xmlns:cx4="http://schemas.microsoft.com/office/drawing/2016/5/10/chartex" xmlns:cx5="http://schemas.microsoft.com/office/drawing/2016/5/11/chartex" xmlns:cx6="http://schemas.microsoft.com/office/drawing/2016/5/12/chartex" xmlns:cx7="http://schemas.microsoft.com/office/drawing/2016/5/13/chartex" xmlns:cx8="http://schemas.microsoft.com/office/drawing/2016/5/14/chartex" xmlns:mc="http://schemas.openxmlformats.org/markup-compatibility/2006" xmlns:aink="http://schemas.microsoft.com/office/drawing/2016/ink" xmlns:am3d="http://schemas.microsoft.com/office/drawing/2017/model3d" xmlns:o="urn:schemas-microsoft-com:office:office" xmlns:oel="http://schemas.microsoft.com/office/2019/extlst" xmlns:r="http://schemas.openxmlformats.org/officeDocument/2006/relationships" xmlns:m="http://schemas.openxmlformats.org/officeDocument/2006/math" xmlns:v="urn:schemas-microsoft-com:vml" xmlns:wp14="http://schemas.microsoft.com/office/word/2010/wordprocessingDrawing" xmlns:wp="http://schemas.openxmlformats.org/drawingml/2006/wordprocessingDrawing" xmlns:w10="urn:schemas-microsoft-com:office:word" xmlns:w="http://schemas.openxmlformats.org/wordprocessingml/2006/main" xmlns:w14="http://schemas.microsoft.com/office/word/2010/wordml" xmlns:w15="http://schemas.microsoft.com/office/word/2012/wordml" xmlns:w16cei="http://schemas.microsoft.com/office/word/2026/wordml/cei" xmlns:w16cex="http://schemas.microsoft.com/office/word/2018/wordml/cex" xmlns:w16cid="http://schemas.microsoft.com/office/word/2016/wordml/cid" xmlns:w16="http://schemas.microsoft.com/office/word/2018/wordml" xmlns:w16du="http://schemas.microsoft.com/office/word/2023/wordml/word16du" xmlns:w16sdtdh="http://schemas.microsoft.com/office/word/2020/wordml/sdtdatahash" xmlns:w16sdtfl="http://schemas.microsoft.com/office/word/2024/wordml/sdtformatlock" xmlns:w16se="http://schemas.microsoft.com/office/word/2015/wordml/symex" xmlns:wpg="http://schemas.microsoft.com/office/word/2010/wordprocessingGroup" xmlns:wpi="http://schemas.microsoft.com/office/word/2010/wordprocessingInk" xmlns:wne="http://schemas.microsoft.com/office/word/2006/wordml" xmlns:wps="http://schemas.microsoft.com/office/word/2010/wordprocessingShape" mc:Ignorable="w14 w15 w16se w16cid w16 w16cex w16sdtdh w16sdtfl w16du wp14">
+<w:comments xmlns:wpc="http://schemas.microsoft.com/office/word/2010/wordprocessingCanvas" xmlns:cx="http://schemas.microsoft.com/office/drawing/2014/chartex" xmlns:cx1="http://schemas.microsoft.com/office/drawing/2015/9/8/chartex" xmlns:cx2="http://schemas.microsoft.com/office/drawing/2015/10/21/chartex" xmlns:cx3="http://schemas.microsoft.com/office/drawing/2016/5/9/chartex" xmlns:cx4="http://schemas.microsoft.com/office/drawing/2016/5/10/chartex" xmlns:cx5="http://schemas.microsoft.com/office/drawing/2016/5/11/chartex" xmlns:cx6="http://schemas.microsoft.com/office/drawing/2016/5/12/chartex" xmlns:cx7="http://schemas.microsoft.com/office/drawing/2016/5/13/chartex" xmlns:cx8="http://schemas.microsoft.com/office/drawing/2016/5/14/chartex" xmlns:mc="http://schemas.openxmlformats.org/markup-compatibility/2006" xmlns:aink="http://schemas.microsoft.com/office/drawing/2016/ink" xmlns:am3d="http://schemas.microsoft.com/office/drawing/2017/model3d" xmlns:o="urn:schemas-microsoft-com:office:office" xmlns:oel="http://schemas.microsoft.com/office/2019/extlst" xmlns:r="http://schemas.openxmlformats.org/officeDocument/2006/relationships" xmlns:m="http://schemas.openxmlformats.org/officeDocument/2006/math" xmlns:v="urn:schemas-microsoft-com:vml" xmlns:wp14="http://schemas.microsoft.com/office/word/2010/wordprocessingDrawing" xmlns:wp="http://schemas.openxmlformats.org/drawingml/2006/wordprocessingDrawing" xmlns:w10="urn:schemas-microsoft-com:office:word" xmlns:w="http://schemas.openxmlformats.org/wordprocessingml/2006/main" xmlns:w14="http://schemas.microsoft.com/office/word/2010/wordml" xmlns:w15="http://schemas.microsoft.com/office/word/2012/wordml" xmlns:w16cex="http://schemas.microsoft.com/office/word/2018/wordml/cex" xmlns:w16cid="http://schemas.microsoft.com/office/word/2016/wordml/cid" xmlns:w16="http://schemas.microsoft.com/office/word/2018/wordml" xmlns:w16du="http://schemas.microsoft.com/office/word/2023/wordml/word16du" xmlns:w16sdtdh="http://schemas.microsoft.com/office/word/2020/wordml/sdtdatahash" xmlns:w16sdtfl="http://schemas.microsoft.com/office/word/2024/wordml/sdtformatlock" xmlns:w16se="http://schemas.microsoft.com/office/word/2015/wordml/symex" xmlns:wpg="http://schemas.microsoft.com/office/word/2010/wordprocessingGroup" xmlns:wpi="http://schemas.microsoft.com/office/word/2010/wordprocessingInk" xmlns:wne="http://schemas.microsoft.com/office/word/2006/wordml" xmlns:wps="http://schemas.microsoft.com/office/word/2010/wordprocessingShape" mc:Ignorable="w14 w15 w16se w16cid w16 w16cex w16sdtdh w16sdtfl w16du wp14">
   <w:comment w:id="0" w:author="Layla Unger" w:date="2026-07-28T10:24:00Z" w:initials="LU">
     <w:p>
       <w:pPr>
@@ -5453,7 +5887,7 @@
 </file>
 
 <file path=word/commentsExtended.xml><?xml version="1.0" encoding="utf-8"?>
-<w15:commentsEx xmlns:wpc="http://schemas.microsoft.com/office/word/2010/wordprocessingCanvas" xmlns:cx="http://schemas.microsoft.com/office/drawing/2014/chartex" xmlns:cx1="http://schemas.microsoft.com/office/drawing/2015/9/8/chartex" xmlns:cx2="http://schemas.microsoft.com/office/drawing/2015/10/21/chartex" xmlns:cx3="http://schemas.microsoft.com/office/drawing/2016/5/9/chartex" xmlns:cx4="http://schemas.microsoft.com/office/drawing/2016/5/10/chartex" xmlns:cx5="http://schemas.microsoft.com/office/drawing/2016/5/11/chartex" xmlns:cx6="http://schemas.microsoft.com/office/drawing/2016/5/12/chartex" xmlns:cx7="http://schemas.microsoft.com/office/drawing/2016/5/13/chartex" xmlns:cx8="http://schemas.microsoft.com/office/drawing/2016/5/14/chartex" xmlns:mc="http://schemas.openxmlformats.org/markup-compatibility/2006" xmlns:aink="http://schemas.microsoft.com/office/drawing/2016/ink" xmlns:am3d="http://schemas.microsoft.com/office/drawing/2017/model3d" xmlns:o="urn:schemas-microsoft-com:office:office" xmlns:oel="http://schemas.microsoft.com/office/2019/extlst" xmlns:r="http://schemas.openxmlformats.org/officeDocument/2006/relationships" xmlns:m="http://schemas.openxmlformats.org/officeDocument/2006/math" xmlns:v="urn:schemas-microsoft-com:vml" xmlns:wp14="http://schemas.microsoft.com/office/word/2010/wordprocessingDrawing" xmlns:wp="http://schemas.openxmlformats.org/drawingml/2006/wordprocessingDrawing" xmlns:w10="urn:schemas-microsoft-com:office:word" xmlns:w="http://schemas.openxmlformats.org/wordprocessingml/2006/main" xmlns:w14="http://schemas.microsoft.com/office/word/2010/wordml" xmlns:w15="http://schemas.microsoft.com/office/word/2012/wordml" xmlns:w16cei="http://schemas.microsoft.com/office/word/2026/wordml/cei" xmlns:w16cex="http://schemas.microsoft.com/office/word/2018/wordml/cex" xmlns:w16cid="http://schemas.microsoft.com/office/word/2016/wordml/cid" xmlns:w16="http://schemas.microsoft.com/office/word/2018/wordml" xmlns:w16du="http://schemas.microsoft.com/office/word/2023/wordml/word16du" xmlns:w16sdtdh="http://schemas.microsoft.com/office/word/2020/wordml/sdtdatahash" xmlns:w16sdtfl="http://schemas.microsoft.com/office/word/2024/wordml/sdtformatlock" xmlns:w16se="http://schemas.microsoft.com/office/word/2015/wordml/symex" xmlns:wpg="http://schemas.microsoft.com/office/word/2010/wordprocessingGroup" xmlns:wpi="http://schemas.microsoft.com/office/word/2010/wordprocessingInk" xmlns:wne="http://schemas.microsoft.com/office/word/2006/wordml" xmlns:wps="http://schemas.microsoft.com/office/word/2010/wordprocessingShape" mc:Ignorable="w14 w15 w16se w16cid w16 w16cex w16sdtdh w16sdtfl w16du wp14">
+<w15:commentsEx xmlns:wpc="http://schemas.microsoft.com/office/word/2010/wordprocessingCanvas" xmlns:cx="http://schemas.microsoft.com/office/drawing/2014/chartex" xmlns:cx1="http://schemas.microsoft.com/office/drawing/2015/9/8/chartex" xmlns:cx2="http://schemas.microsoft.com/office/drawing/2015/10/21/chartex" xmlns:cx3="http://schemas.microsoft.com/office/drawing/2016/5/9/chartex" xmlns:cx4="http://schemas.microsoft.com/office/drawing/2016/5/10/chartex" xmlns:cx5="http://schemas.microsoft.com/office/drawing/2016/5/11/chartex" xmlns:cx6="http://schemas.microsoft.com/office/drawing/2016/5/12/chartex" xmlns:cx7="http://schemas.microsoft.com/office/drawing/2016/5/13/chartex" xmlns:cx8="http://schemas.microsoft.com/office/drawing/2016/5/14/chartex" xmlns:mc="http://schemas.openxmlformats.org/markup-compatibility/2006" xmlns:aink="http://schemas.microsoft.com/office/drawing/2016/ink" xmlns:am3d="http://schemas.microsoft.com/office/drawing/2017/model3d" xmlns:o="urn:schemas-microsoft-com:office:office" xmlns:oel="http://schemas.microsoft.com/office/2019/extlst" xmlns:r="http://schemas.openxmlformats.org/officeDocument/2006/relationships" xmlns:m="http://schemas.openxmlformats.org/officeDocument/2006/math" xmlns:v="urn:schemas-microsoft-com:vml" xmlns:wp14="http://schemas.microsoft.com/office/word/2010/wordprocessingDrawing" xmlns:wp="http://schemas.openxmlformats.org/drawingml/2006/wordprocessingDrawing" xmlns:w10="urn:schemas-microsoft-com:office:word" xmlns:w="http://schemas.openxmlformats.org/wordprocessingml/2006/main" xmlns:w14="http://schemas.microsoft.com/office/word/2010/wordml" xmlns:w15="http://schemas.microsoft.com/office/word/2012/wordml" xmlns:w16cex="http://schemas.microsoft.com/office/word/2018/wordml/cex" xmlns:w16cid="http://schemas.microsoft.com/office/word/2016/wordml/cid" xmlns:w16="http://schemas.microsoft.com/office/word/2018/wordml" xmlns:w16du="http://schemas.microsoft.com/office/word/2023/wordml/word16du" xmlns:w16sdtdh="http://schemas.microsoft.com/office/word/2020/wordml/sdtdatahash" xmlns:w16sdtfl="http://schemas.microsoft.com/office/word/2024/wordml/sdtformatlock" xmlns:w16se="http://schemas.microsoft.com/office/word/2015/wordml/symex" xmlns:wpg="http://schemas.microsoft.com/office/word/2010/wordprocessingGroup" xmlns:wpi="http://schemas.microsoft.com/office/word/2010/wordprocessingInk" xmlns:wne="http://schemas.microsoft.com/office/word/2006/wordml" xmlns:wps="http://schemas.microsoft.com/office/word/2010/wordprocessingShape" mc:Ignorable="w14 w15 w16se w16cid w16 w16cex w16sdtdh w16sdtfl w16du wp14">
   <w15:commentEx w15:paraId="61757D31" w15:done="0"/>
   <w15:commentEx w15:paraId="76F9CA96" w15:done="0"/>
   <w15:commentEx w15:paraId="4DDE5742" w15:done="0"/>
@@ -5462,7 +5896,7 @@
 </file>
 
 <file path=word/commentsExtensible.xml><?xml version="1.0" encoding="utf-8"?>
-<w16cex:commentsExtensible xmlns:wpc="http://schemas.microsoft.com/office/word/2010/wordprocessingCanvas" xmlns:cx="http://schemas.microsoft.com/office/drawing/2014/chartex" xmlns:cx1="http://schemas.microsoft.com/office/drawing/2015/9/8/chartex" xmlns:cx2="http://schemas.microsoft.com/office/drawing/2015/10/21/chartex" xmlns:cx3="http://schemas.microsoft.com/office/drawing/2016/5/9/chartex" xmlns:cx4="http://schemas.microsoft.com/office/drawing/2016/5/10/chartex" xmlns:cx5="http://schemas.microsoft.com/office/drawing/2016/5/11/chartex" xmlns:cx6="http://schemas.microsoft.com/office/drawing/2016/5/12/chartex" xmlns:cx7="http://schemas.microsoft.com/office/drawing/2016/5/13/chartex" xmlns:cx8="http://schemas.microsoft.com/office/drawing/2016/5/14/chartex" xmlns:cr="http://schemas.microsoft.com/office/comments/2020/reactions" xmlns:mc="http://schemas.openxmlformats.org/markup-compatibility/2006" xmlns:aink="http://schemas.microsoft.com/office/drawing/2016/ink" xmlns:am3d="http://schemas.microsoft.com/office/drawing/2017/model3d" xmlns:o="urn:schemas-microsoft-com:office:office" xmlns:oel="http://schemas.microsoft.com/office/2019/extlst" xmlns:r="http://schemas.openxmlformats.org/officeDocument/2006/relationships" xmlns:m="http://schemas.openxmlformats.org/officeDocument/2006/math" xmlns:v="urn:schemas-microsoft-com:vml" xmlns:wp14="http://schemas.microsoft.com/office/word/2010/wordprocessingDrawing" xmlns:wp="http://schemas.openxmlformats.org/drawingml/2006/wordprocessingDrawing" xmlns:w10="urn:schemas-microsoft-com:office:word" xmlns:w="http://schemas.openxmlformats.org/wordprocessingml/2006/main" xmlns:w14="http://schemas.microsoft.com/office/word/2010/wordml" xmlns:w15="http://schemas.microsoft.com/office/word/2012/wordml" xmlns:w16cei="http://schemas.microsoft.com/office/word/2026/wordml/cei" xmlns:w16cex="http://schemas.microsoft.com/office/word/2018/wordml/cex" xmlns:w16cid="http://schemas.microsoft.com/office/word/2016/wordml/cid" xmlns:w16="http://schemas.microsoft.com/office/word/2018/wordml" xmlns:w16du="http://schemas.microsoft.com/office/word/2023/wordml/word16du" xmlns:w16sdtdh="http://schemas.microsoft.com/office/word/2020/wordml/sdtdatahash" xmlns:w16sdtfl="http://schemas.microsoft.com/office/word/2024/wordml/sdtformatlock" xmlns:w16se="http://schemas.microsoft.com/office/word/2015/wordml/symex" xmlns:wpg="http://schemas.microsoft.com/office/word/2010/wordprocessingGroup" xmlns:wpi="http://schemas.microsoft.com/office/word/2010/wordprocessingInk" xmlns:wne="http://schemas.microsoft.com/office/word/2006/wordml" xmlns:wps="http://schemas.microsoft.com/office/word/2010/wordprocessingShape" mc:Ignorable="w14 w15 w16se w16cid w16 w16cex w16sdtdh w16sdtfl cr w16du wp14">
+<w16cex:commentsExtensible xmlns:wpc="http://schemas.microsoft.com/office/word/2010/wordprocessingCanvas" xmlns:cx="http://schemas.microsoft.com/office/drawing/2014/chartex" xmlns:cx1="http://schemas.microsoft.com/office/drawing/2015/9/8/chartex" xmlns:cx2="http://schemas.microsoft.com/office/drawing/2015/10/21/chartex" xmlns:cx3="http://schemas.microsoft.com/office/drawing/2016/5/9/chartex" xmlns:cx4="http://schemas.microsoft.com/office/drawing/2016/5/10/chartex" xmlns:cx5="http://schemas.microsoft.com/office/drawing/2016/5/11/chartex" xmlns:cx6="http://schemas.microsoft.com/office/drawing/2016/5/12/chartex" xmlns:cx7="http://schemas.microsoft.com/office/drawing/2016/5/13/chartex" xmlns:cx8="http://schemas.microsoft.com/office/drawing/2016/5/14/chartex" xmlns:cr="http://schemas.microsoft.com/office/comments/2020/reactions" xmlns:mc="http://schemas.openxmlformats.org/markup-compatibility/2006" xmlns:aink="http://schemas.microsoft.com/office/drawing/2016/ink" xmlns:am3d="http://schemas.microsoft.com/office/drawing/2017/model3d" xmlns:o="urn:schemas-microsoft-com:office:office" xmlns:oel="http://schemas.microsoft.com/office/2019/extlst" xmlns:r="http://schemas.openxmlformats.org/officeDocument/2006/relationships" xmlns:m="http://schemas.openxmlformats.org/officeDocument/2006/math" xmlns:v="urn:schemas-microsoft-com:vml" xmlns:wp14="http://schemas.microsoft.com/office/word/2010/wordprocessingDrawing" xmlns:wp="http://schemas.openxmlformats.org/drawingml/2006/wordprocessingDrawing" xmlns:w10="urn:schemas-microsoft-com:office:word" xmlns:w="http://schemas.openxmlformats.org/wordprocessingml/2006/main" xmlns:w14="http://schemas.microsoft.com/office/word/2010/wordml" xmlns:w15="http://schemas.microsoft.com/office/word/2012/wordml" xmlns:w16cex="http://schemas.microsoft.com/office/word/2018/wordml/cex" xmlns:w16cid="http://schemas.microsoft.com/office/word/2016/wordml/cid" xmlns:w16="http://schemas.microsoft.com/office/word/2018/wordml" xmlns:w16du="http://schemas.microsoft.com/office/word/2023/wordml/word16du" xmlns:w16sdtdh="http://schemas.microsoft.com/office/word/2020/wordml/sdtdatahash" xmlns:w16sdtfl="http://schemas.microsoft.com/office/word/2024/wordml/sdtformatlock" xmlns:w16se="http://schemas.microsoft.com/office/word/2015/wordml/symex" xmlns:wpg="http://schemas.microsoft.com/office/word/2010/wordprocessingGroup" xmlns:wpi="http://schemas.microsoft.com/office/word/2010/wordprocessingInk" xmlns:wne="http://schemas.microsoft.com/office/word/2006/wordml" xmlns:wps="http://schemas.microsoft.com/office/word/2010/wordprocessingShape" mc:Ignorable="w14 w15 w16se w16cid w16 w16cex w16sdtdh w16sdtfl cr w16du wp14">
   <w16cex:commentExtensible w16cex:durableId="33C0E2A8" w16cex:dateUtc="2026-07-28T14:24:00Z"/>
   <w16cex:commentExtensible w16cex:durableId="75ACC1F6" w16cex:dateUtc="2026-07-24T14:28:00Z"/>
   <w16cex:commentExtensible w16cex:durableId="5E611CE7" w16cex:dateUtc="2026-08-24T12:30:00Z"/>
@@ -5471,7 +5905,7 @@
 </file>
 
 <file path=word/commentsIds.xml><?xml version="1.0" encoding="utf-8"?>
-<w16cid:commentsIds xmlns:wpc="http://schemas.microsoft.com/office/word/2010/wordprocessingCanvas" xmlns:cx="http://schemas.microsoft.com/office/drawing/2014/chartex" xmlns:cx1="http://schemas.microsoft.com/office/drawing/2015/9/8/chartex" xmlns:cx2="http://schemas.microsoft.com/office/drawing/2015/10/21/chartex" xmlns:cx3="http://schemas.microsoft.com/office/drawing/2016/5/9/chartex" xmlns:cx4="http://schemas.microsoft.com/office/drawing/2016/5/10/chartex" xmlns:cx5="http://schemas.microsoft.com/office/drawing/2016/5/11/chartex" xmlns:cx6="http://schemas.microsoft.com/office/drawing/2016/5/12/chartex" xmlns:cx7="http://schemas.microsoft.com/office/drawing/2016/5/13/chartex" xmlns:cx8="http://schemas.microsoft.com/office/drawing/2016/5/14/chartex" xmlns:mc="http://schemas.openxmlformats.org/markup-compatibility/2006" xmlns:aink="http://schemas.microsoft.com/office/drawing/2016/ink" xmlns:am3d="http://schemas.microsoft.com/office/drawing/2017/model3d" xmlns:o="urn:schemas-microsoft-com:office:office" xmlns:oel="http://schemas.microsoft.com/office/2019/extlst" xmlns:r="http://schemas.openxmlformats.org/officeDocument/2006/relationships" xmlns:m="http://schemas.openxmlformats.org/officeDocument/2006/math" xmlns:v="urn:schemas-microsoft-com:vml" xmlns:wp14="http://schemas.microsoft.com/office/word/2010/wordprocessingDrawing" xmlns:wp="http://schemas.openxmlformats.org/drawingml/2006/wordprocessingDrawing" xmlns:w10="urn:schemas-microsoft-com:office:word" xmlns:w="http://schemas.openxmlformats.org/wordprocessingml/2006/main" xmlns:w14="http://schemas.microsoft.com/office/word/2010/wordml" xmlns:w15="http://schemas.microsoft.com/office/word/2012/wordml" xmlns:w16cei="http://schemas.microsoft.com/office/word/2026/wordml/cei" xmlns:w16cex="http://schemas.microsoft.com/office/word/2018/wordml/cex" xmlns:w16cid="http://schemas.microsoft.com/office/word/2016/wordml/cid" xmlns:w16="http://schemas.microsoft.com/office/word/2018/wordml" xmlns:w16du="http://schemas.microsoft.com/office/word/2023/wordml/word16du" xmlns:w16sdtdh="http://schemas.microsoft.com/office/word/2020/wordml/sdtdatahash" xmlns:w16sdtfl="http://schemas.microsoft.com/office/word/2024/wordml/sdtformatlock" xmlns:w16se="http://schemas.microsoft.com/office/word/2015/wordml/symex" xmlns:wpg="http://schemas.microsoft.com/office/word/2010/wordprocessingGroup" xmlns:wpi="http://schemas.microsoft.com/office/word/2010/wordprocessingInk" xmlns:wne="http://schemas.microsoft.com/office/word/2006/wordml" xmlns:wps="http://schemas.microsoft.com/office/word/2010/wordprocessingShape" mc:Ignorable="w14 w15 w16se w16cid w16 w16cex w16sdtdh w16sdtfl w16du wp14">
+<w16cid:commentsIds xmlns:wpc="http://schemas.microsoft.com/office/word/2010/wordprocessingCanvas" xmlns:cx="http://schemas.microsoft.com/office/drawing/2014/chartex" xmlns:cx1="http://schemas.microsoft.com/office/drawing/2015/9/8/chartex" xmlns:cx2="http://schemas.microsoft.com/office/drawing/2015/10/21/chartex" xmlns:cx3="http://schemas.microsoft.com/office/drawing/2016/5/9/chartex" xmlns:cx4="http://schemas.microsoft.com/office/drawing/2016/5/10/chartex" xmlns:cx5="http://schemas.microsoft.com/office/drawing/2016/5/11/chartex" xmlns:cx6="http://schemas.microsoft.com/office/drawing/2016/5/12/chartex" xmlns:cx7="http://schemas.microsoft.com/office/drawing/2016/5/13/chartex" xmlns:cx8="http://schemas.microsoft.com/office/drawing/2016/5/14/chartex" xmlns:mc="http://schemas.openxmlformats.org/markup-compatibility/2006" xmlns:aink="http://schemas.microsoft.com/office/drawing/2016/ink" xmlns:am3d="http://schemas.microsoft.com/office/drawing/2017/model3d" xmlns:o="urn:schemas-microsoft-com:office:office" xmlns:oel="http://schemas.microsoft.com/office/2019/extlst" xmlns:r="http://schemas.openxmlformats.org/officeDocument/2006/relationships" xmlns:m="http://schemas.openxmlformats.org/officeDocument/2006/math" xmlns:v="urn:schemas-microsoft-com:vml" xmlns:wp14="http://schemas.microsoft.com/office/word/2010/wordprocessingDrawing" xmlns:wp="http://schemas.openxmlformats.org/drawingml/2006/wordprocessingDrawing" xmlns:w10="urn:schemas-microsoft-com:office:word" xmlns:w="http://schemas.openxmlformats.org/wordprocessingml/2006/main" xmlns:w14="http://schemas.microsoft.com/office/word/2010/wordml" xmlns:w15="http://schemas.microsoft.com/office/word/2012/wordml" xmlns:w16cex="http://schemas.microsoft.com/office/word/2018/wordml/cex" xmlns:w16cid="http://schemas.microsoft.com/office/word/2016/wordml/cid" xmlns:w16="http://schemas.microsoft.com/office/word/2018/wordml" xmlns:w16du="http://schemas.microsoft.com/office/word/2023/wordml/word16du" xmlns:w16sdtdh="http://schemas.microsoft.com/office/word/2020/wordml/sdtdatahash" xmlns:w16sdtfl="http://schemas.microsoft.com/office/word/2024/wordml/sdtformatlock" xmlns:w16se="http://schemas.microsoft.com/office/word/2015/wordml/symex" xmlns:wpg="http://schemas.microsoft.com/office/word/2010/wordprocessingGroup" xmlns:wpi="http://schemas.microsoft.com/office/word/2010/wordprocessingInk" xmlns:wne="http://schemas.microsoft.com/office/word/2006/wordml" xmlns:wps="http://schemas.microsoft.com/office/word/2010/wordprocessingShape" mc:Ignorable="w14 w15 w16se w16cid w16 w16cex w16sdtdh w16sdtfl w16du wp14">
   <w16cid:commentId w16cid:paraId="61757D31" w16cid:durableId="33C0E2A8"/>
   <w16cid:commentId w16cid:paraId="76F9CA96" w16cid:durableId="75ACC1F6"/>
   <w16cid:commentId w16cid:paraId="4DDE5742" w16cid:durableId="5E611CE7"/>
@@ -5480,7 +5914,7 @@
 </file>
 
 <file path=word/numbering.xml><?xml version="1.0" encoding="utf-8"?>
-<w:numbering xmlns:wpc="http://schemas.microsoft.com/office/word/2010/wordprocessingCanvas" xmlns:cx="http://schemas.microsoft.com/office/drawing/2014/chartex" xmlns:cx1="http://schemas.microsoft.com/office/drawing/2015/9/8/chartex" xmlns:cx2="http://schemas.microsoft.com/office/drawing/2015/10/21/chartex" xmlns:cx3="http://schemas.microsoft.com/office/drawing/2016/5/9/chartex" xmlns:cx4="http://schemas.microsoft.com/office/drawing/2016/5/10/chartex" xmlns:cx5="http://schemas.microsoft.com/office/drawing/2016/5/11/chartex" xmlns:cx6="http://schemas.microsoft.com/office/drawing/2016/5/12/chartex" xmlns:cx7="http://schemas.microsoft.com/office/drawing/2016/5/13/chartex" xmlns:cx8="http://schemas.microsoft.com/office/drawing/2016/5/14/chartex" xmlns:mc="http://schemas.openxmlformats.org/markup-compatibility/2006" xmlns:aink="http://schemas.microsoft.com/office/drawing/2016/ink" xmlns:am3d="http://schemas.microsoft.com/office/drawing/2017/model3d" xmlns:o="urn:schemas-microsoft-com:office:office" xmlns:oel="http://schemas.microsoft.com/office/2019/extlst" xmlns:r="http://schemas.openxmlformats.org/officeDocument/2006/relationships" xmlns:m="http://schemas.openxmlformats.org/officeDocument/2006/math" xmlns:v="urn:schemas-microsoft-com:vml" xmlns:wp14="http://schemas.microsoft.com/office/word/2010/wordprocessingDrawing" xmlns:wp="http://schemas.openxmlformats.org/drawingml/2006/wordprocessingDrawing" xmlns:w10="urn:schemas-microsoft-com:office:word" xmlns:w="http://schemas.openxmlformats.org/wordprocessingml/2006/main" xmlns:w14="http://schemas.microsoft.com/office/word/2010/wordml" xmlns:w15="http://schemas.microsoft.com/office/word/2012/wordml" xmlns:w16cei="http://schemas.microsoft.com/office/word/2026/wordml/cei" xmlns:w16cex="http://schemas.microsoft.com/office/word/2018/wordml/cex" xmlns:w16cid="http://schemas.microsoft.com/office/word/2016/wordml/cid" xmlns:w16="http://schemas.microsoft.com/office/word/2018/wordml" xmlns:w16du="http://schemas.microsoft.com/office/word/2023/wordml/word16du" xmlns:w16sdtdh="http://schemas.microsoft.com/office/word/2020/wordml/sdtdatahash" xmlns:w16sdtfl="http://schemas.microsoft.com/office/word/2024/wordml/sdtformatlock" xmlns:w16se="http://schemas.microsoft.com/office/word/2015/wordml/symex" xmlns:wpg="http://schemas.microsoft.com/office/word/2010/wordprocessingGroup" xmlns:wpi="http://schemas.microsoft.com/office/word/2010/wordprocessingInk" xmlns:wne="http://schemas.microsoft.com/office/word/2006/wordml" xmlns:wps="http://schemas.microsoft.com/office/word/2010/wordprocessingShape" mc:Ignorable="w14 w15 w16se w16cid w16 w16cex w16sdtdh w16sdtfl w16du wp14">
+<w:numbering xmlns:wpc="http://schemas.microsoft.com/office/word/2010/wordprocessingCanvas" xmlns:cx="http://schemas.microsoft.com/office/drawing/2014/chartex" xmlns:cx1="http://schemas.microsoft.com/office/drawing/2015/9/8/chartex" xmlns:cx2="http://schemas.microsoft.com/office/drawing/2015/10/21/chartex" xmlns:cx3="http://schemas.microsoft.com/office/drawing/2016/5/9/chartex" xmlns:cx4="http://schemas.microsoft.com/office/drawing/2016/5/10/chartex" xmlns:cx5="http://schemas.microsoft.com/office/drawing/2016/5/11/chartex" xmlns:cx6="http://schemas.microsoft.com/office/drawing/2016/5/12/chartex" xmlns:cx7="http://schemas.microsoft.com/office/drawing/2016/5/13/chartex" xmlns:cx8="http://schemas.microsoft.com/office/drawing/2016/5/14/chartex" xmlns:mc="http://schemas.openxmlformats.org/markup-compatibility/2006" xmlns:aink="http://schemas.microsoft.com/office/drawing/2016/ink" xmlns:am3d="http://schemas.microsoft.com/office/drawing/2017/model3d" xmlns:o="urn:schemas-microsoft-com:office:office" xmlns:oel="http://schemas.microsoft.com/office/2019/extlst" xmlns:r="http://schemas.openxmlformats.org/officeDocument/2006/relationships" xmlns:m="http://schemas.openxmlformats.org/officeDocument/2006/math" xmlns:v="urn:schemas-microsoft-com:vml" xmlns:wp14="http://schemas.microsoft.com/office/word/2010/wordprocessingDrawing" xmlns:wp="http://schemas.openxmlformats.org/drawingml/2006/wordprocessingDrawing" xmlns:w10="urn:schemas-microsoft-com:office:word" xmlns:w="http://schemas.openxmlformats.org/wordprocessingml/2006/main" xmlns:w14="http://schemas.microsoft.com/office/word/2010/wordml" xmlns:w15="http://schemas.microsoft.com/office/word/2012/wordml" xmlns:w16cex="http://schemas.microsoft.com/office/word/2018/wordml/cex" xmlns:w16cid="http://schemas.microsoft.com/office/word/2016/wordml/cid" xmlns:w16="http://schemas.microsoft.com/office/word/2018/wordml" xmlns:w16du="http://schemas.microsoft.com/office/word/2023/wordml/word16du" xmlns:w16sdtdh="http://schemas.microsoft.com/office/word/2020/wordml/sdtdatahash" xmlns:w16sdtfl="http://schemas.microsoft.com/office/word/2024/wordml/sdtformatlock" xmlns:w16se="http://schemas.microsoft.com/office/word/2015/wordml/symex" xmlns:wpg="http://schemas.microsoft.com/office/word/2010/wordprocessingGroup" xmlns:wpi="http://schemas.microsoft.com/office/word/2010/wordprocessingInk" xmlns:wne="http://schemas.microsoft.com/office/word/2006/wordml" xmlns:wps="http://schemas.microsoft.com/office/word/2010/wordprocessingShape" mc:Ignorable="w14 w15 w16se w16cid w16 w16cex w16sdtdh w16sdtfl w16du wp14">
   <w:abstractNum w:abstractNumId="0" w15:restartNumberingAfterBreak="0">
     <w:nsid w:val="07D10110"/>
     <w:multiLevelType w:val="multilevel"/>
@@ -10755,7 +11189,7 @@
 </file>
 
 <file path=word/people.xml><?xml version="1.0" encoding="utf-8"?>
-<w15:people xmlns:wpc="http://schemas.microsoft.com/office/word/2010/wordprocessingCanvas" xmlns:cx="http://schemas.microsoft.com/office/drawing/2014/chartex" xmlns:cx1="http://schemas.microsoft.com/office/drawing/2015/9/8/chartex" xmlns:cx2="http://schemas.microsoft.com/office/drawing/2015/10/21/chartex" xmlns:cx3="http://schemas.microsoft.com/office/drawing/2016/5/9/chartex" xmlns:cx4="http://schemas.microsoft.com/office/drawing/2016/5/10/chartex" xmlns:cx5="http://schemas.microsoft.com/office/drawing/2016/5/11/chartex" xmlns:cx6="http://schemas.microsoft.com/office/drawing/2016/5/12/chartex" xmlns:cx7="http://schemas.microsoft.com/office/drawing/2016/5/13/chartex" xmlns:cx8="http://schemas.microsoft.com/office/drawing/2016/5/14/chartex" xmlns:mc="http://schemas.openxmlformats.org/markup-compatibility/2006" xmlns:aink="http://schemas.microsoft.com/office/drawing/2016/ink" xmlns:am3d="http://schemas.microsoft.com/office/drawing/2017/model3d" xmlns:o="urn:schemas-microsoft-com:office:office" xmlns:oel="http://schemas.microsoft.com/office/2019/extlst" xmlns:r="http://schemas.openxmlformats.org/officeDocument/2006/relationships" xmlns:m="http://schemas.openxmlformats.org/officeDocument/2006/math" xmlns:v="urn:schemas-microsoft-com:vml" xmlns:wp14="http://schemas.microsoft.com/office/word/2010/wordprocessingDrawing" xmlns:wp="http://schemas.openxmlformats.org/drawingml/2006/wordprocessingDrawing" xmlns:w10="urn:schemas-microsoft-com:office:word" xmlns:w="http://schemas.openxmlformats.org/wordprocessingml/2006/main" xmlns:w14="http://schemas.microsoft.com/office/word/2010/wordml" xmlns:w15="http://schemas.microsoft.com/office/word/2012/wordml" xmlns:w16cei="http://schemas.microsoft.com/office/word/2026/wordml/cei" xmlns:w16cex="http://schemas.microsoft.com/office/word/2018/wordml/cex" xmlns:w16cid="http://schemas.microsoft.com/office/word/2016/wordml/cid" xmlns:w16="http://schemas.microsoft.com/office/word/2018/wordml" xmlns:w16du="http://schemas.microsoft.com/office/word/2023/wordml/word16du" xmlns:w16sdtdh="http://schemas.microsoft.com/office/word/2020/wordml/sdtdatahash" xmlns:w16sdtfl="http://schemas.microsoft.com/office/word/2024/wordml/sdtformatlock" xmlns:w16se="http://schemas.microsoft.com/office/word/2015/wordml/symex" xmlns:wpg="http://schemas.microsoft.com/office/word/2010/wordprocessingGroup" xmlns:wpi="http://schemas.microsoft.com/office/word/2010/wordprocessingInk" xmlns:wne="http://schemas.microsoft.com/office/word/2006/wordml" xmlns:wps="http://schemas.microsoft.com/office/word/2010/wordprocessingShape" mc:Ignorable="w14 w15 w16se w16cid w16 w16cex w16sdtdh w16sdtfl w16du wp14">
+<w15:people xmlns:wpc="http://schemas.microsoft.com/office/word/2010/wordprocessingCanvas" xmlns:cx="http://schemas.microsoft.com/office/drawing/2014/chartex" xmlns:cx1="http://schemas.microsoft.com/office/drawing/2015/9/8/chartex" xmlns:cx2="http://schemas.microsoft.com/office/drawing/2015/10/21/chartex" xmlns:cx3="http://schemas.microsoft.com/office/drawing/2016/5/9/chartex" xmlns:cx4="http://schemas.microsoft.com/office/drawing/2016/5/10/chartex" xmlns:cx5="http://schemas.microsoft.com/office/drawing/2016/5/11/chartex" xmlns:cx6="http://schemas.microsoft.com/office/drawing/2016/5/12/chartex" xmlns:cx7="http://schemas.microsoft.com/office/drawing/2016/5/13/chartex" xmlns:cx8="http://schemas.microsoft.com/office/drawing/2016/5/14/chartex" xmlns:mc="http://schemas.openxmlformats.org/markup-compatibility/2006" xmlns:aink="http://schemas.microsoft.com/office/drawing/2016/ink" xmlns:am3d="http://schemas.microsoft.com/office/drawing/2017/model3d" xmlns:o="urn:schemas-microsoft-com:office:office" xmlns:oel="http://schemas.microsoft.com/office/2019/extlst" xmlns:r="http://schemas.openxmlformats.org/officeDocument/2006/relationships" xmlns:m="http://schemas.openxmlformats.org/officeDocument/2006/math" xmlns:v="urn:schemas-microsoft-com:vml" xmlns:wp14="http://schemas.microsoft.com/office/word/2010/wordprocessingDrawing" xmlns:wp="http://schemas.openxmlformats.org/drawingml/2006/wordprocessingDrawing" xmlns:w10="urn:schemas-microsoft-com:office:word" xmlns:w="http://schemas.openxmlformats.org/wordprocessingml/2006/main" xmlns:w14="http://schemas.microsoft.com/office/word/2010/wordml" xmlns:w15="http://schemas.microsoft.com/office/word/2012/wordml" xmlns:w16cex="http://schemas.microsoft.com/office/word/2018/wordml/cex" xmlns:w16cid="http://schemas.microsoft.com/office/word/2016/wordml/cid" xmlns:w16="http://schemas.microsoft.com/office/word/2018/wordml" xmlns:w16du="http://schemas.microsoft.com/office/word/2023/wordml/word16du" xmlns:w16sdtdh="http://schemas.microsoft.com/office/word/2020/wordml/sdtdatahash" xmlns:w16sdtfl="http://schemas.microsoft.com/office/word/2024/wordml/sdtformatlock" xmlns:w16se="http://schemas.microsoft.com/office/word/2015/wordml/symex" xmlns:wpg="http://schemas.microsoft.com/office/word/2010/wordprocessingGroup" xmlns:wpi="http://schemas.microsoft.com/office/word/2010/wordprocessingInk" xmlns:wne="http://schemas.microsoft.com/office/word/2006/wordml" xmlns:wps="http://schemas.microsoft.com/office/word/2010/wordprocessingShape" mc:Ignorable="w14 w15 w16se w16cid w16 w16cex w16sdtdh w16sdtfl w16du wp14">
   <w15:person w15:author="Layla Unger">
     <w15:presenceInfo w15:providerId="AD" w15:userId="S::layla.unger@york.ac.uk::6966203f-6f16-4707-9ad7-f8359f5fe0d2"/>
   </w15:person>
